--- a/de/build/lernos-change-management-guide.docx
+++ b/de/build/lernos-change-management-guide.docx
@@ -1303,7 +1303,7 @@
       </w:r>
     </w:p>
     <w:bookmarkEnd w:id="24"/>
-    <w:bookmarkStart w:id="25" w:name="adkar-von-proscii"/>
+    <w:bookmarkStart w:id="25" w:name="adkar-von-prosci"/>
     <w:p>
       <w:pPr>
         <w:pStyle w:val="Heading3"/>
@@ -1318,7 +1318,7 @@
         <w:tab/>
       </w:r>
       <w:r>
-        <w:t xml:space="preserve">ADKAR von Proscii</w:t>
+        <w:t xml:space="preserve">ADKAR von Prosci</w:t>
       </w:r>
     </w:p>
     <w:p>
@@ -1424,7 +1424,7 @@
         <w:pStyle w:val="BodyText"/>
       </w:pPr>
       <w:r>
-        <w:t xml:space="preserve">Jede Phase muss betrachtet werden, bevor die nächste beginnen kann, und jede ist entscheidend für den Erfolg des Change-Managements. Gut ist hier aufgezeigt, dass Awareness oder „nur“ Wissen nicht ausreicht, sondern alle Bereiche wichtig sind.</w:t>
+        <w:t xml:space="preserve">Jede Phase muss betrachtet werden, bevor die nächste beginnen kann, und jede ist entscheidend für den Erfolg des Change-Managements. Besonders deutlich wird beim ADKAR-Modell, dass reine Awareness oder bloßes Wissen nicht ausreicht: Alle Phasen bzw. Dimensionen sind essenziell und greifen ineinander.</w:t>
       </w:r>
     </w:p>
     <w:bookmarkEnd w:id="25"/>
@@ -1728,7 +1728,19 @@
         <w:t xml:space="preserve"> </w:t>
       </w:r>
       <w:r>
-        <w:t xml:space="preserve">wie das iPhone oder generative KI mit starken neuem Kundennutzer der etablierte Angebote verdrängt erfordern eine proaktive Haltung und eine Innovationskultur, die Veränderung annimmt und experimentierfreudig ist um eben nicht disruptiert zu werden.</w:t>
+        <w:t xml:space="preserve">wie das iPhone oder generative KI mit starken neuem Kundennutzen haben etablierte Angebote verdrängt. Um zu verhindern, dass man als Organisation</w:t>
+      </w:r>
+      <w:r>
+        <w:t xml:space="preserve"> </w:t>
+      </w:r>
+      <w:r>
+        <w:t xml:space="preserve">“disruptiert”</w:t>
+      </w:r>
+      <w:r>
+        <w:t xml:space="preserve"> </w:t>
+      </w:r>
+      <w:r>
+        <w:t xml:space="preserve">wird, erfordert es eine proaktive Haltung und eine Innovationskultur, die Veränderung annimmt und experimentierfreudig ist.</w:t>
       </w:r>
     </w:p>
     <w:bookmarkEnd w:id="28"/>

--- a/de/build/lernos-change-management-guide.docx
+++ b/de/build/lernos-change-management-guide.docx
@@ -2054,7 +2054,7 @@
         <w:pStyle w:val="BodyText"/>
       </w:pPr>
       <w:r>
-        <w:t xml:space="preserve">Es gibt verschiedene Möglichkeiten für einen Projektsponsor, das Projekt effektiv zu unterstützen: dabei trägt der die Projektsponsor in vor allem die Verantwortung für die unternehmerische Zielsetzung, also den Beitrag zum Geschäftsergebnis, den das Projektergebnis liefern soll. Insofern definiert der Projektsponsor die Vision, die Ziele und die Strategie, die das Projekt verfolgen soll.</w:t>
+        <w:t xml:space="preserve">Es gibt verschiedene Möglichkeiten für einen Projektsponsor, das Projekt effektiv zu unterstützen: dabei trägt der Projektsponsor vor allem die Verantwortung für die unternehmerische Zielsetzung, also den Beitrag zum Geschäftsergebnis, den das Projektergebnis liefern soll. Insofern definiert der Projektsponsor die Vision, die Ziele und die Strategie, die das Projekt verfolgen soll.</w:t>
       </w:r>
     </w:p>
     <w:p>
@@ -2070,7 +2070,7 @@
         <w:pStyle w:val="BodyText"/>
       </w:pPr>
       <w:r>
-        <w:t xml:space="preserve">Ein Risiko bei klassischen Projektmanagement – Ansätzen ist beispielsweise, dass die Gesamt-Situation sich zwischenzeitlich geändert haben kann, aber iterative Anpassungen der Pläne oder nachträgliche Korrekturen aufgrund geänderter Kundenanforderungen nicht vorgesehen sind.</w:t>
+        <w:t xml:space="preserve">Ein Risiko bei klassischen Projektmanagement–Ansätzen ist beispielsweise, dass sich die Gesamt-Situation zwischenzeitlich geändert haben kann, aber iterative Anpassungen der Pläne oder nachträgliche Korrekturen aufgrund geänderter Kundenanforderungen nicht vorgesehen sind.</w:t>
       </w:r>
     </w:p>
     <w:p>

--- a/de/build/lernos-change-management-guide.docx
+++ b/de/build/lernos-change-management-guide.docx
@@ -3311,7 +3311,7 @@
               <w:jc w:val="center"/>
             </w:pPr>
             <w:r>
-              <w:t xml:space="preserve">Informieren: Vertrauen verstärken und Einfluss stärken</w:t>
+              <w:t xml:space="preserve">Unterstützer / Supporters: Vertrauen verstärken und Einfluss stärken</w:t>
             </w:r>
           </w:p>
         </w:tc>

--- a/de/build/lernos-change-management-guide.docx
+++ b/de/build/lernos-change-management-guide.docx
@@ -8584,7 +8584,13 @@
         <w:t xml:space="preserve"> </w:t>
       </w:r>
       <w:r>
-        <w:t xml:space="preserve">“wollen / können / dürfen / müssen”</w:t>
+        <w:t xml:space="preserve">“Sollen/ Können / Dürfen / Wollen”</w:t>
+      </w:r>
+      <w:r>
+        <w:t xml:space="preserve"> </w:t>
+      </w:r>
+      <w:r>
+        <w:t xml:space="preserve">”</w:t>
       </w:r>
     </w:p>
     <w:p>

--- a/de/build/lernos-change-management-guide.docx
+++ b/de/build/lernos-change-management-guide.docx
@@ -9231,7 +9231,7 @@
         <w:pStyle w:val="BodyText"/>
       </w:pPr>
       <w:r>
-        <w:t xml:space="preserve">Aufgabe: Lest die Kapitel 3.8 und 3.9. Reflektiert über die Inhalte und überlegt, wie Ihr diese auf Eure Arbeit anwenden könnt.</w:t>
+        <w:t xml:space="preserve">Aufgabe: Lest die letzten beiden Kapitel in den Grundlagen zu organisatorischen Veränderungen und zu Organisationskultur. Reflektiert über die Inhalte und überlegt, wie Ihr diese auf Eure Arbeit anwenden könnt.</w:t>
       </w:r>
     </w:p>
     <w:p>

--- a/de/build/lernos-change-management-guide.docx
+++ b/de/build/lernos-change-management-guide.docx
@@ -8790,7 +8790,7 @@
         <w:pStyle w:val="FirstParagraph"/>
       </w:pPr>
       <w:r>
-        <w:t xml:space="preserve">In dieser Woche machen wir keine kurze Retrospektive. Es gibt somit keine Grundlagen zum Lesen. Reflektiere zuerst selbst und tausche Dich dann mit deinen Circle-Mitliedern aus.</w:t>
+        <w:t xml:space="preserve">In dieser Woche machen wir eine kurze Retrospektive. Es gibt somit keine Grundlagen zum Lesen. Reflektiere zuerst selbst und tausche Dich dann mit deinen Circle-Mitliedern aus.</w:t>
       </w:r>
     </w:p>
     <w:p>
@@ -8843,6 +8843,14 @@
       </w:pPr>
       <w:r>
         <w:t xml:space="preserve">Aufgabe: Tausche dich mit deinen Circle-Mitgliedern über deine Erkenntnisse und Lernerfahrungen aus (Timebox 4-5 Minuten/Circle-Mitglied).</w:t>
+      </w:r>
+    </w:p>
+    <w:p>
+      <w:pPr>
+        <w:pStyle w:val="BodyText"/>
+      </w:pPr>
+      <w:r>
+        <w:t xml:space="preserve">Gerne könnt ihr die Reflextionsergebnisse auch online Teilen, ob in einem Blog, auf LinkedIn oder anderen Netzwerken. Das hilft Euch - aber auch die Peer-Learning Idee und LernOS weiter zu Teilen.</w:t>
       </w:r>
     </w:p>
     <w:bookmarkEnd w:id="119"/>

--- a/de/build/lernos-change-management-guide.docx
+++ b/de/build/lernos-change-management-guide.docx
@@ -9828,6 +9828,98 @@
           </w:p>
         </w:tc>
       </w:tr>
+      <w:tr>
+        <w:tc>
+          <w:tcPr/>
+          <w:p>
+            <w:pPr>
+              <w:pStyle w:val="Compact"/>
+            </w:pPr>
+            <w:r>
+              <w:t xml:space="preserve">beta 03</w:t>
+            </w:r>
+          </w:p>
+        </w:tc>
+        <w:tc>
+          <w:tcPr/>
+          <w:p>
+            <w:pPr>
+              <w:pStyle w:val="Compact"/>
+            </w:pPr>
+            <w:r>
+              <w:t xml:space="preserve">Thomas J.</w:t>
+            </w:r>
+          </w:p>
+        </w:tc>
+        <w:tc>
+          <w:tcPr/>
+          <w:p>
+            <w:pPr>
+              <w:pStyle w:val="Compact"/>
+            </w:pPr>
+            <w:r>
+              <w:t xml:space="preserve">dritte Version des Leitfadens Change Management</w:t>
+            </w:r>
+          </w:p>
+        </w:tc>
+        <w:tc>
+          <w:tcPr/>
+          <w:p>
+            <w:pPr>
+              <w:pStyle w:val="Compact"/>
+            </w:pPr>
+            <w:r>
+              <w:t xml:space="preserve">24.06.2026</w:t>
+            </w:r>
+          </w:p>
+        </w:tc>
+      </w:tr>
+      <w:tr>
+        <w:tc>
+          <w:tcPr/>
+          <w:p>
+            <w:pPr>
+              <w:pStyle w:val="Compact"/>
+            </w:pPr>
+            <w:r>
+              <w:t xml:space="preserve">——-</w:t>
+            </w:r>
+          </w:p>
+        </w:tc>
+        <w:tc>
+          <w:tcPr/>
+          <w:p>
+            <w:pPr>
+              <w:pStyle w:val="Compact"/>
+            </w:pPr>
+            <w:r>
+              <w:t xml:space="preserve">———————–</w:t>
+            </w:r>
+          </w:p>
+        </w:tc>
+        <w:tc>
+          <w:tcPr/>
+          <w:p>
+            <w:pPr>
+              <w:pStyle w:val="Compact"/>
+            </w:pPr>
+            <w:r>
+              <w:t xml:space="preserve">———————————————————————</w:t>
+            </w:r>
+          </w:p>
+        </w:tc>
+        <w:tc>
+          <w:tcPr/>
+          <w:p>
+            <w:pPr>
+              <w:pStyle w:val="Compact"/>
+            </w:pPr>
+            <w:r>
+              <w:t xml:space="preserve">———-</w:t>
+            </w:r>
+          </w:p>
+        </w:tc>
+      </w:tr>
     </w:tbl>
     <w:p>
       <w:pPr>
@@ -9838,7 +9930,7 @@
           <w:b/>
           <w:bCs/>
         </w:rPr>
-        <w:t xml:space="preserve">Dies ist die Betaversion nach initialem Feedbackloop und Korrekturlesen. Wir freuen uns auf weiteres Feedback!</w:t>
+        <w:t xml:space="preserve">Dies ist die zweite Version nach initialen Feedbackloop und Korrekturlesen. Wir freuen uns auf weiteres Feedback!</w:t>
       </w:r>
     </w:p>
     <w:bookmarkEnd w:id="128"/>
